--- a/04_WIP/Drafts/Reality Interface Theory (RIT) WIP.docx
+++ b/04_WIP/Drafts/Reality Interface Theory (RIT) WIP.docx
@@ -325,7 +325,7 @@
           <w:rFonts w:ascii="Aptos" w:eastAsia="Helvetica" w:hAnsi="Aptos" w:cs="Helvetica"/>
         </w:rPr>
       </w:pPr>
-      <w:hyperlink r:id="rId6" w:history="1">
+      <w:hyperlink r:id="rId9" w:history="1">
         <w:r>
           <w:rPr>
             <w:rStyle w:val="Hyperlink0"/>
@@ -410,7 +410,7 @@
           <w:rFonts w:ascii="Aptos" w:eastAsia="Helvetica" w:hAnsi="Aptos" w:cs="Helvetica"/>
         </w:rPr>
       </w:pPr>
-      <w:hyperlink r:id="rId7" w:history="1">
+      <w:hyperlink r:id="rId10" w:history="1">
         <w:r>
           <w:rPr>
             <w:rStyle w:val="Hyperlink0"/>
@@ -493,89 +493,6 @@
         <w:spacing w:before="0" w:after="160" w:line="503" w:lineRule="exact"/>
         <w:rPr>
           <w:rFonts w:ascii="Aptos" w:eastAsia="Helvetica" w:hAnsi="Aptos" w:cs="Helvetica"/>
-        </w:rPr>
-      </w:pPr>
-      <w:r>
-        <w:rPr>
-          <w:rFonts w:ascii="Aptos" w:hAnsi="Aptos"/>
-          <w:lang w:val="fr-FR"/>
-        </w:rPr>
-        <w:t>June 2025</w:t>
-      </w:r>
-    </w:p>
-    <w:p>
-      <w:pPr>
-        <w:pStyle w:val="Default"/>
-        <w:tabs>
-          <w:tab w:val="left" w:pos="560"/>
-          <w:tab w:val="left" w:pos="1120"/>
-          <w:tab w:val="left" w:pos="1680"/>
-          <w:tab w:val="left" w:pos="2240"/>
-          <w:tab w:val="left" w:pos="2800"/>
-          <w:tab w:val="left" w:pos="3360"/>
-          <w:tab w:val="left" w:pos="3920"/>
-          <w:tab w:val="left" w:pos="4480"/>
-          <w:tab w:val="left" w:pos="5040"/>
-          <w:tab w:val="left" w:pos="5600"/>
-          <w:tab w:val="left" w:pos="6160"/>
-          <w:tab w:val="left" w:pos="6720"/>
-          <w:tab w:val="left" w:pos="6740"/>
-          <w:tab w:val="left" w:pos="6760"/>
-          <w:tab w:val="left" w:pos="6780"/>
-          <w:tab w:val="left" w:pos="6800"/>
-          <w:tab w:val="left" w:pos="6820"/>
-          <w:tab w:val="left" w:pos="6840"/>
-          <w:tab w:val="left" w:pos="6860"/>
-          <w:tab w:val="left" w:pos="6880"/>
-          <w:tab w:val="left" w:pos="6900"/>
-          <w:tab w:val="left" w:pos="6920"/>
-          <w:tab w:val="left" w:pos="6940"/>
-          <w:tab w:val="left" w:pos="6960"/>
-          <w:tab w:val="left" w:pos="6980"/>
-          <w:tab w:val="left" w:pos="7000"/>
-          <w:tab w:val="left" w:pos="7020"/>
-          <w:tab w:val="left" w:pos="7040"/>
-          <w:tab w:val="left" w:pos="7060"/>
-          <w:tab w:val="left" w:pos="7080"/>
-          <w:tab w:val="left" w:pos="7100"/>
-          <w:tab w:val="left" w:pos="7120"/>
-          <w:tab w:val="left" w:pos="7140"/>
-          <w:tab w:val="left" w:pos="7160"/>
-          <w:tab w:val="left" w:pos="7180"/>
-          <w:tab w:val="left" w:pos="7200"/>
-          <w:tab w:val="left" w:pos="7220"/>
-          <w:tab w:val="left" w:pos="7240"/>
-          <w:tab w:val="left" w:pos="7260"/>
-          <w:tab w:val="left" w:pos="7280"/>
-          <w:tab w:val="left" w:pos="7300"/>
-          <w:tab w:val="left" w:pos="7320"/>
-          <w:tab w:val="left" w:pos="7340"/>
-          <w:tab w:val="left" w:pos="7360"/>
-          <w:tab w:val="left" w:pos="7380"/>
-          <w:tab w:val="left" w:pos="7400"/>
-          <w:tab w:val="left" w:pos="7420"/>
-          <w:tab w:val="left" w:pos="7440"/>
-          <w:tab w:val="left" w:pos="7460"/>
-          <w:tab w:val="left" w:pos="7480"/>
-          <w:tab w:val="left" w:pos="7500"/>
-          <w:tab w:val="left" w:pos="7520"/>
-          <w:tab w:val="left" w:pos="7540"/>
-          <w:tab w:val="left" w:pos="7560"/>
-          <w:tab w:val="left" w:pos="7580"/>
-          <w:tab w:val="left" w:pos="7600"/>
-          <w:tab w:val="left" w:pos="7620"/>
-          <w:tab w:val="left" w:pos="7640"/>
-          <w:tab w:val="left" w:pos="7660"/>
-          <w:tab w:val="left" w:pos="7680"/>
-          <w:tab w:val="left" w:pos="7700"/>
-          <w:tab w:val="left" w:pos="7720"/>
-          <w:tab w:val="left" w:pos="7740"/>
-          <w:tab w:val="left" w:pos="7760"/>
-        </w:tabs>
-        <w:suppressAutoHyphens/>
-        <w:spacing w:before="0" w:after="160" w:line="503" w:lineRule="exact"/>
-        <w:rPr>
-          <w:rFonts w:ascii="Aptos" w:eastAsia="Helvetica" w:hAnsi="Aptos" w:cs="Helvetica"/>
           <w:b/>
           <w:bCs/>
         </w:rPr>
@@ -907,7 +824,6 @@
           <w:bCs/>
           <w:lang w:val="fr-FR"/>
         </w:rPr>
-        <w:lastRenderedPageBreak/>
         <w:t>1.0 Introduction</w:t>
       </w:r>
     </w:p>
@@ -990,6 +906,7 @@
         <w:rPr>
           <w:rFonts w:ascii="Aptos" w:hAnsi="Aptos"/>
         </w:rPr>
+        <w:lastRenderedPageBreak/>
         <w:t>The world we experience is not a static, independent physical domain waiting to be perceived. It feels solid, continuous, and personally meaningful — a stable stage upon which our lives unfold. Yet how does this coherent external reality arise from the flux of neural activity inside the skull? Traditional models either treat the world as purely objective (independent of mind) or as a mere projection of internal processes. Neither fully accounts for the bidirectional, enactive nature of lived experience: the way our actions reshape the environment, and the way the environment in turn reshapes our minds.</w:t>
       </w:r>
     </w:p>
@@ -1320,8 +1237,14 @@
         <w:rPr>
           <w:rFonts w:ascii="Aptos" w:hAnsi="Aptos"/>
         </w:rPr>
+        <w:t xml:space="preserve">At the heart of RIT lies the Reality Interface Field — a higher-order emergent structure that arises when internal integration streams couple with environmental affordances through </w:t>
+      </w:r>
+      <w:r>
+        <w:rPr>
+          <w:rFonts w:ascii="Aptos" w:hAnsi="Aptos"/>
+        </w:rPr>
         <w:lastRenderedPageBreak/>
-        <w:t>At the heart of RIT lies the Reality Interface Field — a higher-order emergent structure that arises when internal integration streams couple with environmental affordances through recursive perception-action loops. This field is not a passive representation or a pure projection; it is a dynamic, bidirectional interface that stabilizes the experienced world while remaining open to transformation.</w:t>
+        <w:t>recursive perception-action loops. This field is not a passive representation or a pure projection; it is a dynamic, bidirectional interface that stabilizes the experienced world while remaining open to transformation.</w:t>
       </w:r>
     </w:p>
     <w:p>
@@ -2131,7 +2054,6 @@
         <w:rPr>
           <w:rFonts w:ascii="Aptos" w:hAnsi="Aptos"/>
         </w:rPr>
-        <w:lastRenderedPageBreak/>
         <w:t>RIT unfolds through four recursive phases that govern the emergence, stabilization, modulation, and transformation of the reality interface field.</w:t>
       </w:r>
     </w:p>
@@ -2298,6 +2220,7 @@
         <w:rPr>
           <w:rFonts w:ascii="Aptos" w:hAnsi="Aptos"/>
         </w:rPr>
+        <w:lastRenderedPageBreak/>
         <w:t>Internal integration streams (perception, intention, emotion, memory, anticipation, narrative) begin to align with environmental affordances. Reciprocal loops form as actions probe the world and the world feeds back sensory and social consequences.</w:t>
       </w:r>
     </w:p>
@@ -2810,21 +2733,7 @@
         <w:rPr>
           <w:rFonts w:ascii="Aptos" w:hAnsi="Aptos"/>
         </w:rPr>
-        <w:t xml:space="preserve">When coupling </w:t>
-      </w:r>
-      <w:proofErr w:type="gramStart"/>
-      <w:r>
-        <w:rPr>
-          <w:rFonts w:ascii="Aptos" w:hAnsi="Aptos"/>
-        </w:rPr>
-        <w:t>weakens</w:t>
-      </w:r>
-      <w:proofErr w:type="gramEnd"/>
-      <w:r>
-        <w:rPr>
-          <w:rFonts w:ascii="Aptos" w:hAnsi="Aptos"/>
-        </w:rPr>
-        <w:t xml:space="preserve"> (trauma, major life change, altered states, or deliberate practice), the interface field can destabilize or reconfigure. New actions, emotional shifts, or environmental changes trigger revision loops that reshape the experienced reality itself.</w:t>
+        <w:t>When coupling weakens (trauma, major life change, altered states, or deliberate practice), the interface field can destabilize or reconfigure. New actions, emotional shifts, or environmental changes trigger revision loops that reshape the experienced reality itself.</w:t>
       </w:r>
     </w:p>
     <w:p>
@@ -3074,7 +2983,6 @@
           <w:b/>
           <w:bCs/>
         </w:rPr>
-        <w:lastRenderedPageBreak/>
         <w:t>4.1 Neural Correlates of Interface Stabilization</w:t>
       </w:r>
     </w:p>
@@ -3157,6 +3065,7 @@
         <w:rPr>
           <w:rFonts w:ascii="Aptos" w:hAnsi="Aptos"/>
         </w:rPr>
+        <w:lastRenderedPageBreak/>
         <w:t>Prediction: The transition from unstable to stable experienced reality will be marked by sudden increases in global integration between sensory, motor, prefrontal, and default-mode networks.</w:t>
       </w:r>
     </w:p>
@@ -4008,7 +3917,6 @@
           <w:b/>
           <w:bCs/>
         </w:rPr>
-        <w:lastRenderedPageBreak/>
         <w:t>5.0 Limitations and Future Work</w:t>
       </w:r>
     </w:p>
@@ -4091,6 +3999,7 @@
         <w:rPr>
           <w:rFonts w:ascii="Aptos" w:hAnsi="Aptos"/>
         </w:rPr>
+        <w:lastRenderedPageBreak/>
         <w:t>RIT is currently conceptual and integrative. The reality interface field requires further operationalization for precise measurement. The model assumes coupling thresholds operate similarly across individuals and does not yet fully address cultural, technological, or ecological variations in how reality is co-created.</w:t>
       </w:r>
     </w:p>
@@ -4749,8 +4658,14 @@
         <w:rPr>
           <w:rFonts w:ascii="Aptos" w:hAnsi="Aptos"/>
         </w:rPr>
+        <w:t xml:space="preserve">The framework provides an integrated account of how the mind and world mutually construct the lived universe we inhabit. The inclusion of clear coupling streams, interface thresholds, and directly testable predictions positions RIT as a practical and falsifiable </w:t>
+      </w:r>
+      <w:r>
+        <w:rPr>
+          <w:rFonts w:ascii="Aptos" w:hAnsi="Aptos"/>
+        </w:rPr>
         <w:lastRenderedPageBreak/>
-        <w:t>The framework provides an integrated account of how the mind and world mutually construct the lived universe we inhabit. The inclusion of clear coupling streams, interface thresholds, and directly testable predictions positions RIT as a practical and falsifiable lens for understanding the ultimate relationship between consciousness and the physical world. RIT stands ready for experimental validation, clinical application, and interdisciplinary extension.</w:t>
+        <w:t>lens for understanding the ultimate relationship between consciousness and the physical world. RIT stands ready for experimental validation, clinical application, and interdisciplinary extension.</w:t>
       </w:r>
     </w:p>
     <w:p>
@@ -4935,7 +4850,7 @@
         </w:rPr>
         <w:t xml:space="preserve">. </w:t>
       </w:r>
-      <w:hyperlink r:id="rId8" w:history="1">
+      <w:hyperlink r:id="rId11" w:history="1">
         <w:r>
           <w:rPr>
             <w:rStyle w:val="Hyperlink0"/>
@@ -5233,7 +5148,7 @@
         </w:rPr>
         <w:t xml:space="preserve">, 11(2), 127–138. </w:t>
       </w:r>
-      <w:hyperlink r:id="rId9" w:history="1">
+      <w:hyperlink r:id="rId12" w:history="1">
         <w:r>
           <w:rPr>
             <w:rStyle w:val="Hyperlink0"/>
@@ -5521,7 +5436,6 @@
           <w:rFonts w:ascii="Aptos" w:eastAsia="Helvetica" w:hAnsi="Aptos" w:cs="Helvetica"/>
         </w:rPr>
       </w:pPr>
-      <w:proofErr w:type="gramStart"/>
       <w:r>
         <w:rPr>
           <w:rFonts w:ascii="Aptos" w:hAnsi="Aptos"/>
@@ -5535,7 +5449,6 @@
         </w:rPr>
         <w:t>ë</w:t>
       </w:r>
-      <w:proofErr w:type="gramEnd"/>
       <w:r>
         <w:rPr>
           <w:rFonts w:ascii="Aptos" w:hAnsi="Aptos"/>
@@ -5734,7 +5647,6 @@
           <w:rFonts w:ascii="Aptos" w:hAnsi="Aptos"/>
           <w:lang w:val="it-IT"/>
         </w:rPr>
-        <w:lastRenderedPageBreak/>
         <w:t xml:space="preserve">Varela, F. J., Thompson, E., &amp; Rosch, E. (1991). </w:t>
       </w:r>
       <w:r>
@@ -5752,7 +5664,7 @@
         </w:rPr>
         <w:t xml:space="preserve">. MIT Press. </w:t>
       </w:r>
-      <w:hyperlink r:id="rId10" w:history="1">
+      <w:hyperlink r:id="rId13" w:history="1">
         <w:r>
           <w:rPr>
             <w:rStyle w:val="Hyperlink0"/>
@@ -5763,8 +5675,8 @@
       </w:hyperlink>
     </w:p>
     <w:sectPr>
-      <w:headerReference w:type="default" r:id="rId11"/>
-      <w:footerReference w:type="default" r:id="rId12"/>
+      <w:headerReference w:type="default" r:id="rId14"/>
+      <w:footerReference w:type="default" r:id="rId15"/>
       <w:pgSz w:w="12240" w:h="15840"/>
       <w:pgMar w:top="1440" w:right="1440" w:bottom="1440" w:left="1440" w:header="720" w:footer="864" w:gutter="0"/>
       <w:cols w:space="720"/>
@@ -7363,6 +7275,26 @@
 </file>
 
 <file path=customXml/item1.xml><?xml version="1.0" encoding="utf-8"?>
+<p:properties xmlns:p="http://schemas.microsoft.com/office/2006/metadata/properties" xmlns:xsi="http://www.w3.org/2001/XMLSchema-instance" xmlns:pc="http://schemas.microsoft.com/office/infopath/2007/PartnerControls">
+  <documentManagement>
+    <TaxCatchAll xmlns="ce5264cd-2933-4f1d-9ccf-564f0c8f34c0" xsi:nil="true"/>
+    <lcf76f155ced4ddcb4097134ff3c332f xmlns="40915466-697b-4597-97a8-8ce3ba18083c">
+      <Terms xmlns="http://schemas.microsoft.com/office/infopath/2007/PartnerControls"/>
+    </lcf76f155ced4ddcb4097134ff3c332f>
+  </documentManagement>
+</p:properties>
+</file>
+
+<file path=customXml/item2.xml><?xml version="1.0" encoding="utf-8"?>
+<?mso-contentType ?>
+<FormTemplates xmlns="http://schemas.microsoft.com/sharepoint/v3/contenttype/forms">
+  <Display>DocumentLibraryForm</Display>
+  <Edit>DocumentLibraryForm</Edit>
+  <New>DocumentLibraryForm</New>
+</FormTemplates>
+</file>
+
+<file path=customXml/item3.xml><?xml version="1.0" encoding="utf-8"?>
 <ct:contentTypeSchema xmlns:ct="http://schemas.microsoft.com/office/2006/metadata/contentType" xmlns:ma="http://schemas.microsoft.com/office/2006/metadata/properties/metaAttributes" ct:_="" ma:_="" ma:contentTypeName="Document" ma:contentTypeID="0x010100CA19EDAD6CC8A44BADBF5390A7549DBA" ma:contentTypeVersion="11" ma:contentTypeDescription="Create a new document." ma:contentTypeScope="" ma:versionID="ab6f55c28e73582c465e71dd7b1e612b">
   <xsd:schema xmlns:xsd="http://www.w3.org/2001/XMLSchema" xmlns:xs="http://www.w3.org/2001/XMLSchema" xmlns:p="http://schemas.microsoft.com/office/2006/metadata/properties" xmlns:ns2="40915466-697b-4597-97a8-8ce3ba18083c" xmlns:ns3="ce5264cd-2933-4f1d-9ccf-564f0c8f34c0" targetNamespace="http://schemas.microsoft.com/office/2006/metadata/properties" ma:root="true" ma:fieldsID="9843b965ebdc657e2ca15c09c806933b" ns2:_="" ns3:_="">
     <xsd:import namespace="40915466-697b-4597-97a8-8ce3ba18083c"/>
@@ -7557,34 +7489,40 @@
 </ct:contentTypeSchema>
 </file>
 
-<file path=customXml/item2.xml><?xml version="1.0" encoding="utf-8"?>
-<?mso-contentType ?>
-<FormTemplates xmlns="http://schemas.microsoft.com/sharepoint/v3/contenttype/forms">
-  <Display>DocumentLibraryForm</Display>
-  <Edit>DocumentLibraryForm</Edit>
-  <New>DocumentLibraryForm</New>
-</FormTemplates>
-</file>
-
-<file path=customXml/item3.xml><?xml version="1.0" encoding="utf-8"?>
-<p:properties xmlns:p="http://schemas.microsoft.com/office/2006/metadata/properties" xmlns:xsi="http://www.w3.org/2001/XMLSchema-instance" xmlns:pc="http://schemas.microsoft.com/office/infopath/2007/PartnerControls">
-  <documentManagement>
-    <TaxCatchAll xmlns="ce5264cd-2933-4f1d-9ccf-564f0c8f34c0" xsi:nil="true"/>
-    <lcf76f155ced4ddcb4097134ff3c332f xmlns="40915466-697b-4597-97a8-8ce3ba18083c">
-      <Terms xmlns="http://schemas.microsoft.com/office/infopath/2007/PartnerControls"/>
-    </lcf76f155ced4ddcb4097134ff3c332f>
-  </documentManagement>
-</p:properties>
-</file>
-
 <file path=customXml/itemProps1.xml><?xml version="1.0" encoding="utf-8"?>
-<ds:datastoreItem xmlns:ds="http://schemas.openxmlformats.org/officeDocument/2006/customXml" ds:itemID="{A85B272A-CFF6-4859-9A82-0CFB330A5049}"/>
+<ds:datastoreItem xmlns:ds="http://schemas.openxmlformats.org/officeDocument/2006/customXml" ds:itemID="{530FF44D-E535-428F-B5EC-0165B239CDBE}">
+  <ds:schemaRefs>
+    <ds:schemaRef ds:uri="http://schemas.microsoft.com/office/2006/metadata/properties"/>
+    <ds:schemaRef ds:uri="http://schemas.microsoft.com/office/infopath/2007/PartnerControls"/>
+    <ds:schemaRef ds:uri="ce5264cd-2933-4f1d-9ccf-564f0c8f34c0"/>
+    <ds:schemaRef ds:uri="40915466-697b-4597-97a8-8ce3ba18083c"/>
+  </ds:schemaRefs>
+</ds:datastoreItem>
 </file>
 
 <file path=customXml/itemProps2.xml><?xml version="1.0" encoding="utf-8"?>
-<ds:datastoreItem xmlns:ds="http://schemas.openxmlformats.org/officeDocument/2006/customXml" ds:itemID="{3F99D6BF-3E19-4688-B337-5DF24CED05AE}"/>
+<ds:datastoreItem xmlns:ds="http://schemas.openxmlformats.org/officeDocument/2006/customXml" ds:itemID="{3F99D6BF-3E19-4688-B337-5DF24CED05AE}">
+  <ds:schemaRefs>
+    <ds:schemaRef ds:uri="http://schemas.microsoft.com/sharepoint/v3/contenttype/forms"/>
+  </ds:schemaRefs>
+</ds:datastoreItem>
 </file>
 
 <file path=customXml/itemProps3.xml><?xml version="1.0" encoding="utf-8"?>
-<ds:datastoreItem xmlns:ds="http://schemas.openxmlformats.org/officeDocument/2006/customXml" ds:itemID="{530FF44D-E535-428F-B5EC-0165B239CDBE}"/>
+<ds:datastoreItem xmlns:ds="http://schemas.openxmlformats.org/officeDocument/2006/customXml" ds:itemID="{A85B272A-CFF6-4859-9A82-0CFB330A5049}">
+  <ds:schemaRefs>
+    <ds:schemaRef ds:uri="http://schemas.microsoft.com/office/2006/metadata/contentType"/>
+    <ds:schemaRef ds:uri="http://schemas.microsoft.com/office/2006/metadata/properties/metaAttributes"/>
+    <ds:schemaRef ds:uri="http://www.w3.org/2001/XMLSchema"/>
+    <ds:schemaRef ds:uri="http://schemas.microsoft.com/office/2006/metadata/properties"/>
+    <ds:schemaRef ds:uri="40915466-697b-4597-97a8-8ce3ba18083c"/>
+    <ds:schemaRef ds:uri="ce5264cd-2933-4f1d-9ccf-564f0c8f34c0"/>
+    <ds:schemaRef ds:uri="http://schemas.microsoft.com/office/2006/documentManagement/types"/>
+    <ds:schemaRef ds:uri="http://schemas.microsoft.com/office/infopath/2007/PartnerControls"/>
+    <ds:schemaRef ds:uri="http://schemas.openxmlformats.org/package/2006/metadata/core-properties"/>
+    <ds:schemaRef ds:uri="http://purl.org/dc/elements/1.1/"/>
+    <ds:schemaRef ds:uri="http://purl.org/dc/terms/"/>
+    <ds:schemaRef ds:uri="http://schemas.microsoft.com/internal/obd"/>
+  </ds:schemaRefs>
+</ds:datastoreItem>
 </file>